--- a/Fase 2/Evidencias Individuales/2.2_APT122_AutoevaluacionAvanceFase2_Bastian_Reyes.docx
+++ b/Fase 2/Evidencias Individuales/2.2_APT122_AutoevaluacionAvanceFase2_Bastian_Reyes.docx
@@ -7889,19 +7889,6 @@
         <w:t>Estudiante: Bastian Reyes · Proyecto: FeriaPlace · Sección 010V · Docente: Reginaldo del Carmen Salinas Bruna · Fecha: 15-10-2026</w:t>
       </w:r>
     </w:p>
-    <w:p>
-      <w:r>
-        <w:rPr>
-          <w:rFonts w:ascii="Calibri" w:hAnsi="Calibri" w:eastAsia="Calibri"/>
-          <w:b w:val="0"/>
-          <w:i w:val="0"/>
-          <w:color w:val="000000"/>
-          <w:sz w:val="18"/>
-          <w:highlight w:val="yellow"/>
-        </w:rPr>
-        <w:t>Los niveles son una propuesta basada en lo que hoy está en el repositorio; el estudiante debe confirmarlos o cambiarlos según su propio criterio.</w:t>
-      </w:r>
-    </w:p>
     <w:tbl>
       <w:tblPr>
         <w:tblStyle w:val="Tablaconcuadrcula"/>
@@ -8004,7 +7991,6 @@
                 <w:i w:val="0"/>
                 <w:color w:val="000000"/>
                 <w:sz w:val="20"/>
-                <w:highlight w:val="yellow"/>
               </w:rPr>
               <w:t>Completamente logrado</w:t>
             </w:r>
@@ -8061,7 +8047,6 @@
                 <w:i w:val="0"/>
                 <w:color w:val="000000"/>
                 <w:sz w:val="20"/>
-                <w:highlight w:val="yellow"/>
               </w:rPr>
               <w:t>Logrado</w:t>
             </w:r>
@@ -8118,7 +8103,6 @@
                 <w:i w:val="0"/>
                 <w:color w:val="000000"/>
                 <w:sz w:val="20"/>
-                <w:highlight w:val="yellow"/>
               </w:rPr>
               <w:t>Logrado</w:t>
             </w:r>
@@ -8175,7 +8159,6 @@
                 <w:i w:val="0"/>
                 <w:color w:val="000000"/>
                 <w:sz w:val="20"/>
-                <w:highlight w:val="yellow"/>
               </w:rPr>
               <w:t>Completamente logrado</w:t>
             </w:r>
@@ -8232,7 +8215,6 @@
                 <w:i w:val="0"/>
                 <w:color w:val="000000"/>
                 <w:sz w:val="20"/>
-                <w:highlight w:val="yellow"/>
               </w:rPr>
               <w:t>Logrado</w:t>
             </w:r>
@@ -8252,7 +8234,7 @@
                 <w:color w:val="000000"/>
                 <w:sz w:val="20"/>
               </w:rPr>
-              <w:t>El texto fue revisado y se agregaron referencias en formato APA, pero aún falta una revisión final del estudiante.</w:t>
+              <w:t>El texto fue revisado y se agregaron referencias en formato APA, y revisado por el estudiante; puede quedar algún error menor.</w:t>
             </w:r>
           </w:p>
         </w:tc>
@@ -8289,7 +8271,6 @@
                 <w:i w:val="0"/>
                 <w:color w:val="000000"/>
                 <w:sz w:val="20"/>
-                <w:highlight w:val="yellow"/>
               </w:rPr>
               <w:t>Logrado</w:t>
             </w:r>
@@ -8346,7 +8327,6 @@
                 <w:i w:val="0"/>
                 <w:color w:val="000000"/>
                 <w:sz w:val="20"/>
-                <w:highlight w:val="yellow"/>
               </w:rPr>
               <w:t>Logrado</w:t>
             </w:r>
@@ -8403,7 +8383,6 @@
                 <w:i w:val="0"/>
                 <w:color w:val="000000"/>
                 <w:sz w:val="20"/>
-                <w:highlight w:val="yellow"/>
               </w:rPr>
               <w:t>Logrado</w:t>
             </w:r>
@@ -8423,7 +8402,7 @@
                 <w:color w:val="000000"/>
                 <w:sz w:val="20"/>
               </w:rPr>
-              <w:t>El abstract, las conclusiones individuales y la reflexión del 2.4 están en inglés; el estudiante debe revisarlos y dejarlos con sus palabras.</w:t>
+              <w:t>El abstract, las conclusiones individuales y la reflexión del 2.4 están en inglés.</w:t>
             </w:r>
           </w:p>
         </w:tc>

--- a/Fase 2/Evidencias Individuales/2.2_APT122_AutoevaluacionAvanceFase2_Bastian_Reyes.docx
+++ b/Fase 2/Evidencias Individuales/2.2_APT122_AutoevaluacionAvanceFase2_Bastian_Reyes.docx
@@ -8822,7 +8822,7 @@
                 <w:color w:val="000000"/>
                 <w:sz w:val="20"/>
               </w:rPr>
-              <w:t>Evidencia_Modelo_ER_FeriaPlace.docx (Fase 1).</w:t>
+              <w:t>Modelo inicial (Fase 1) y modelo implementado con su diagrama (Evidencia_Modelo_Datos_y_Arquitectura_FeriaPlace.docx, Fase 2).</w:t>
             </w:r>
           </w:p>
         </w:tc>
